--- a/Knowledge/3-Work knowledge/1-Software Engineering/2-General Technologies/9-Databases/5-My Source/2-SQL/4-SQL Commands - DQL/5-SQL Set Operators.docx
+++ b/Knowledge/3-Work knowledge/1-Software Engineering/2-General Technologies/9-Databases/5-My Source/2-SQL/4-SQL Commands - DQL/5-SQL Set Operators.docx
@@ -219,7 +219,7 @@
         <w:rPr>
           <w:rFonts w:ascii="Roboto Mono" w:hAnsi="Roboto Mono"/>
         </w:rPr>
-        <w:pict w14:anchorId="0C928463">
+        <w:pict w14:anchorId="3884FB69">
           <v:rect id="_x0000_i1025" style="width:0;height:1.5pt" o:hralign="center" o:hrstd="t" o:hr="t" fillcolor="#a0a0a0" stroked="f"/>
         </w:pict>
       </w:r>
@@ -405,7 +405,7 @@
         <w:rPr>
           <w:rFonts w:ascii="Roboto Mono" w:hAnsi="Roboto Mono"/>
         </w:rPr>
-        <w:pict w14:anchorId="6BED8694">
+        <w:pict w14:anchorId="60ADB911">
           <v:rect id="_x0000_i1026" style="width:0;height:1.5pt" o:hralign="center" o:hrstd="t" o:hr="t" fillcolor="#a0a0a0" stroked="f"/>
         </w:pict>
       </w:r>
@@ -513,9 +513,8 @@
         <w:rPr>
           <w:noProof/>
         </w:rPr>
-        <w:lastRenderedPageBreak/>
         <w:drawing>
-          <wp:inline distT="0" distB="0" distL="0" distR="0" wp14:anchorId="775FBFAE" wp14:editId="6B898821">
+          <wp:inline distT="0" distB="0" distL="0" distR="0" wp14:anchorId="7837B59E" wp14:editId="0C3F5A39">
             <wp:extent cx="5943600" cy="1226185"/>
             <wp:effectExtent l="0" t="0" r="0" b="0"/>
             <wp:docPr id="2020132949" name="Picture 1"/>
@@ -780,7 +779,7 @@
         <w:rPr>
           <w:rFonts w:ascii="Roboto Mono" w:hAnsi="Roboto Mono"/>
         </w:rPr>
-        <w:pict w14:anchorId="1250D9F3">
+        <w:pict w14:anchorId="03A1BDC9">
           <v:rect id="_x0000_i1027" style="width:0;height:1.5pt" o:hralign="center" o:hrstd="t" o:hr="t" fillcolor="#a0a0a0" stroked="f"/>
         </w:pict>
       </w:r>
@@ -816,7 +815,7 @@
           <w:noProof/>
         </w:rPr>
         <w:drawing>
-          <wp:inline distT="0" distB="0" distL="0" distR="0" wp14:anchorId="0EF49919" wp14:editId="44512AF8">
+          <wp:inline distT="0" distB="0" distL="0" distR="0" wp14:anchorId="7574FEDE" wp14:editId="24627366">
             <wp:extent cx="5943600" cy="1213485"/>
             <wp:effectExtent l="0" t="0" r="0" b="5715"/>
             <wp:docPr id="609445080" name="Picture 2"/>
@@ -1081,7 +1080,7 @@
         <w:rPr>
           <w:rFonts w:ascii="Roboto Mono" w:hAnsi="Roboto Mono"/>
         </w:rPr>
-        <w:pict w14:anchorId="42C5EE42">
+        <w:pict w14:anchorId="6EFA7E1D">
           <v:rect id="_x0000_i1028" style="width:0;height:1.5pt" o:hralign="center" o:hrstd="t" o:hr="t" fillcolor="#a0a0a0" stroked="f"/>
         </w:pict>
       </w:r>
@@ -1125,7 +1124,7 @@
           <w:noProof/>
         </w:rPr>
         <w:drawing>
-          <wp:inline distT="0" distB="0" distL="0" distR="0" wp14:anchorId="66308C2E" wp14:editId="27C6F5BD">
+          <wp:inline distT="0" distB="0" distL="0" distR="0" wp14:anchorId="6FF1E77E" wp14:editId="2E4ACC01">
             <wp:extent cx="5943600" cy="900430"/>
             <wp:effectExtent l="0" t="0" r="0" b="0"/>
             <wp:docPr id="520029015" name="Picture 3"/>
@@ -1184,7 +1183,6 @@
         <w:rPr>
           <w:rFonts w:ascii="Roboto Mono" w:hAnsi="Roboto Mono"/>
         </w:rPr>
-        <w:lastRenderedPageBreak/>
         <w:t>SELECT Name FROM Customers2024</w:t>
       </w:r>
     </w:p>
@@ -1245,7 +1243,7 @@
           <w:noProof/>
         </w:rPr>
         <w:drawing>
-          <wp:inline distT="0" distB="0" distL="0" distR="0" wp14:anchorId="0DB735F6" wp14:editId="1907BE74">
+          <wp:inline distT="0" distB="0" distL="0" distR="0" wp14:anchorId="06810654" wp14:editId="1EDC6E54">
             <wp:extent cx="5943600" cy="1886585"/>
             <wp:effectExtent l="0" t="0" r="0" b="0"/>
             <wp:docPr id="1304961437" name="Picture 4"/>
@@ -1502,7 +1500,7 @@
         <w:rPr>
           <w:rFonts w:ascii="Roboto Mono" w:hAnsi="Roboto Mono"/>
         </w:rPr>
-        <w:pict w14:anchorId="3E522F8C">
+        <w:pict w14:anchorId="1AC52449">
           <v:rect id="_x0000_i1029" style="width:0;height:1.5pt" o:hralign="center" o:hrstd="t" o:hr="t" fillcolor="#a0a0a0" stroked="f"/>
         </w:pict>
       </w:r>
@@ -1669,7 +1667,6 @@
         <w:rPr>
           <w:rFonts w:ascii="Roboto Mono" w:hAnsi="Roboto Mono"/>
         </w:rPr>
-        <w:lastRenderedPageBreak/>
         <w:t xml:space="preserve">Column names in the result come from the </w:t>
       </w:r>
       <w:r>
@@ -1697,7 +1694,7 @@
         <w:rPr>
           <w:rFonts w:ascii="Roboto Mono" w:hAnsi="Roboto Mono"/>
         </w:rPr>
-        <w:pict w14:anchorId="71F6D1F7">
+        <w:pict w14:anchorId="180DC0D7">
           <v:rect id="_x0000_i1030" style="width:0;height:1.5pt" o:hralign="center" o:hrstd="t" o:hr="t" fillcolor="#a0a0a0" stroked="f"/>
         </w:pict>
       </w:r>
@@ -1789,7 +1786,7 @@
           <w:noProof/>
         </w:rPr>
         <w:drawing>
-          <wp:inline distT="0" distB="0" distL="0" distR="0" wp14:anchorId="70061CF4" wp14:editId="6B84FD41">
+          <wp:inline distT="0" distB="0" distL="0" distR="0" wp14:anchorId="09814DA2" wp14:editId="408BED69">
             <wp:extent cx="5943600" cy="1568450"/>
             <wp:effectExtent l="0" t="0" r="0" b="0"/>
             <wp:docPr id="1138802831" name="Picture 5"/>
@@ -2099,7 +2096,7 @@
         <w:rPr>
           <w:rFonts w:ascii="Roboto Mono" w:hAnsi="Roboto Mono"/>
         </w:rPr>
-        <w:pict w14:anchorId="24E1F535">
+        <w:pict w14:anchorId="62ABB40C">
           <v:rect id="_x0000_i1031" style="width:0;height:1.5pt" o:hralign="center" o:hrstd="t" o:hr="t" fillcolor="#a0a0a0" stroked="f"/>
         </w:pict>
       </w:r>
@@ -2223,9 +2220,8 @@
         <w:rPr>
           <w:noProof/>
         </w:rPr>
-        <w:lastRenderedPageBreak/>
         <w:drawing>
-          <wp:inline distT="0" distB="0" distL="0" distR="0" wp14:anchorId="19FCFEF9" wp14:editId="68DB0B5E">
+          <wp:inline distT="0" distB="0" distL="0" distR="0" wp14:anchorId="531F9967" wp14:editId="7E4CF076">
             <wp:extent cx="5943600" cy="1525270"/>
             <wp:effectExtent l="0" t="0" r="0" b="0"/>
             <wp:docPr id="235683510" name="Picture 6"/>
@@ -2363,7 +2359,7 @@
         <w:rPr>
           <w:rFonts w:ascii="Roboto Mono" w:hAnsi="Roboto Mono"/>
         </w:rPr>
-        <w:pict w14:anchorId="0B88AB21">
+        <w:pict w14:anchorId="7027162F">
           <v:rect id="_x0000_i1032" style="width:0;height:1.5pt" o:hralign="center" o:hrstd="t" o:hr="t" fillcolor="#a0a0a0" stroked="f"/>
         </w:pict>
       </w:r>
@@ -2399,7 +2395,7 @@
           <w:noProof/>
         </w:rPr>
         <w:drawing>
-          <wp:inline distT="0" distB="0" distL="0" distR="0" wp14:anchorId="489BB3F2" wp14:editId="15386CA4">
+          <wp:inline distT="0" distB="0" distL="0" distR="0" wp14:anchorId="68B1DC38" wp14:editId="0A5A4C34">
             <wp:extent cx="5943600" cy="1574165"/>
             <wp:effectExtent l="0" t="0" r="0" b="6985"/>
             <wp:docPr id="242808826" name="Picture 7"/>
@@ -2511,7 +2507,6 @@
         <w:rPr>
           <w:rFonts w:ascii="Roboto Mono" w:hAnsi="Roboto Mono"/>
         </w:rPr>
-        <w:lastRenderedPageBreak/>
         <w:t>SELECT City</w:t>
       </w:r>
     </w:p>
@@ -2538,7 +2533,7 @@
         <w:rPr>
           <w:rFonts w:ascii="Roboto Mono" w:hAnsi="Roboto Mono"/>
         </w:rPr>
-        <w:pict w14:anchorId="1519BF4C">
+        <w:pict w14:anchorId="268B0382">
           <v:rect id="_x0000_i1033" style="width:0;height:1.5pt" o:hralign="center" o:hrstd="t" o:hr="t" fillcolor="#a0a0a0" stroked="f"/>
         </w:pict>
       </w:r>
@@ -2574,7 +2569,7 @@
           <w:noProof/>
         </w:rPr>
         <w:drawing>
-          <wp:inline distT="0" distB="0" distL="0" distR="0" wp14:anchorId="59202D90" wp14:editId="3E9A95F0">
+          <wp:inline distT="0" distB="0" distL="0" distR="0" wp14:anchorId="452A2408" wp14:editId="7CB52922">
             <wp:extent cx="5943600" cy="1568450"/>
             <wp:effectExtent l="0" t="0" r="0" b="0"/>
             <wp:docPr id="1532327511" name="Picture 8"/>
@@ -2792,7 +2787,7 @@
         <w:rPr>
           <w:rFonts w:ascii="Roboto Mono" w:hAnsi="Roboto Mono"/>
         </w:rPr>
-        <w:pict w14:anchorId="17CC83D4">
+        <w:pict w14:anchorId="3E126493">
           <v:rect id="_x0000_i1034" style="width:0;height:1.5pt" o:hralign="center" o:hrstd="t" o:hr="t" fillcolor="#a0a0a0" stroked="f"/>
         </w:pict>
       </w:r>
@@ -2930,9 +2925,8 @@
         <w:rPr>
           <w:noProof/>
         </w:rPr>
-        <w:lastRenderedPageBreak/>
         <w:drawing>
-          <wp:inline distT="0" distB="0" distL="0" distR="0" wp14:anchorId="3E210475" wp14:editId="4FAB7596">
+          <wp:inline distT="0" distB="0" distL="0" distR="0" wp14:anchorId="4CF80293" wp14:editId="618799BE">
             <wp:extent cx="5943600" cy="1528445"/>
             <wp:effectExtent l="0" t="0" r="0" b="0"/>
             <wp:docPr id="606397732" name="Picture 9"/>
@@ -3070,7 +3064,7 @@
         <w:rPr>
           <w:rFonts w:ascii="Roboto Mono" w:hAnsi="Roboto Mono"/>
         </w:rPr>
-        <w:pict w14:anchorId="1BEA1EDB">
+        <w:pict w14:anchorId="62A926C7">
           <v:rect id="_x0000_i1035" style="width:0;height:1.5pt" o:hralign="center" o:hrstd="t" o:hr="t" fillcolor="#a0a0a0" stroked="f"/>
         </w:pict>
       </w:r>
@@ -3106,7 +3100,7 @@
           <w:noProof/>
         </w:rPr>
         <w:drawing>
-          <wp:inline distT="0" distB="0" distL="0" distR="0" wp14:anchorId="7B01875D" wp14:editId="1261930E">
+          <wp:inline distT="0" distB="0" distL="0" distR="0" wp14:anchorId="2A21EDC9" wp14:editId="72ABF0BD">
             <wp:extent cx="5943600" cy="1544320"/>
             <wp:effectExtent l="0" t="0" r="0" b="0"/>
             <wp:docPr id="874476507" name="Picture 10"/>
@@ -3231,7 +3225,6 @@
         <w:rPr>
           <w:rFonts w:ascii="Roboto Mono" w:hAnsi="Roboto Mono"/>
         </w:rPr>
-        <w:lastRenderedPageBreak/>
         <w:t>FROM Customers2025;</w:t>
       </w:r>
     </w:p>
@@ -3245,7 +3238,7 @@
         <w:rPr>
           <w:rFonts w:ascii="Roboto Mono" w:hAnsi="Roboto Mono"/>
         </w:rPr>
-        <w:pict w14:anchorId="7FAE6BEE">
+        <w:pict w14:anchorId="0E419629">
           <v:rect id="_x0000_i1036" style="width:0;height:1.5pt" o:hralign="center" o:hrstd="t" o:hr="t" fillcolor="#a0a0a0" stroked="f"/>
         </w:pict>
       </w:r>
@@ -3281,7 +3274,7 @@
           <w:noProof/>
         </w:rPr>
         <w:drawing>
-          <wp:inline distT="0" distB="0" distL="0" distR="0" wp14:anchorId="52987920" wp14:editId="44C18C4A">
+          <wp:inline distT="0" distB="0" distL="0" distR="0" wp14:anchorId="493F6FC1" wp14:editId="21AF2AF0">
             <wp:extent cx="5943600" cy="2235200"/>
             <wp:effectExtent l="0" t="0" r="0" b="0"/>
             <wp:docPr id="867565360" name="Picture 11"/>
@@ -3549,7 +3542,7 @@
         <w:rPr>
           <w:rFonts w:ascii="Roboto Mono" w:hAnsi="Roboto Mono"/>
         </w:rPr>
-        <w:pict w14:anchorId="616F8863">
+        <w:pict w14:anchorId="052A4BA9">
           <v:rect id="_x0000_i1037" style="width:0;height:1.5pt" o:hralign="center" o:hrstd="t" o:hr="t" fillcolor="#a0a0a0" stroked="f"/>
         </w:pict>
       </w:r>
@@ -3687,9 +3680,8 @@
         <w:rPr>
           <w:noProof/>
         </w:rPr>
-        <w:lastRenderedPageBreak/>
         <w:drawing>
-          <wp:inline distT="0" distB="0" distL="0" distR="0" wp14:anchorId="48CB1205" wp14:editId="7239D693">
+          <wp:inline distT="0" distB="0" distL="0" distR="0" wp14:anchorId="580EFB46" wp14:editId="51CA8E36">
             <wp:extent cx="5943600" cy="1568450"/>
             <wp:effectExtent l="0" t="0" r="0" b="0"/>
             <wp:docPr id="270590691" name="Picture 12"/>
@@ -3827,7 +3819,7 @@
         <w:rPr>
           <w:rFonts w:ascii="Roboto Mono" w:hAnsi="Roboto Mono"/>
         </w:rPr>
-        <w:pict w14:anchorId="0ED032C8">
+        <w:pict w14:anchorId="42A53EAD">
           <v:rect id="_x0000_i1038" style="width:0;height:1.5pt" o:hralign="center" o:hrstd="t" o:hr="t" fillcolor="#a0a0a0" stroked="f"/>
         </w:pict>
       </w:r>
@@ -3863,7 +3855,7 @@
           <w:noProof/>
         </w:rPr>
         <w:drawing>
-          <wp:inline distT="0" distB="0" distL="0" distR="0" wp14:anchorId="3541FBE8" wp14:editId="7A189683">
+          <wp:inline distT="0" distB="0" distL="0" distR="0" wp14:anchorId="62BE8907" wp14:editId="429BC276">
             <wp:extent cx="5943600" cy="1531620"/>
             <wp:effectExtent l="0" t="0" r="0" b="0"/>
             <wp:docPr id="1800430856" name="Picture 13"/>
@@ -3975,7 +3967,6 @@
         <w:rPr>
           <w:rFonts w:ascii="Roboto Mono" w:hAnsi="Roboto Mono"/>
         </w:rPr>
-        <w:lastRenderedPageBreak/>
         <w:t>SELECT Name</w:t>
       </w:r>
     </w:p>
@@ -4002,7 +3993,7 @@
         <w:rPr>
           <w:rFonts w:ascii="Roboto Mono" w:hAnsi="Roboto Mono"/>
         </w:rPr>
-        <w:pict w14:anchorId="6438DCF3">
+        <w:pict w14:anchorId="58625A19">
           <v:rect id="_x0000_i1039" style="width:0;height:1.5pt" o:hralign="center" o:hrstd="t" o:hr="t" fillcolor="#a0a0a0" stroked="f"/>
         </w:pict>
       </w:r>
@@ -4038,7 +4029,7 @@
           <w:noProof/>
         </w:rPr>
         <w:drawing>
-          <wp:inline distT="0" distB="0" distL="0" distR="0" wp14:anchorId="0070D963" wp14:editId="10088C1C">
+          <wp:inline distT="0" distB="0" distL="0" distR="0" wp14:anchorId="6C7FF870" wp14:editId="046ADD26">
             <wp:extent cx="5943600" cy="521335"/>
             <wp:effectExtent l="0" t="0" r="0" b="0"/>
             <wp:docPr id="1087748653" name="Picture 14"/>
@@ -4181,7 +4172,7 @@
         <w:rPr>
           <w:rFonts w:ascii="Roboto Mono" w:hAnsi="Roboto Mono"/>
         </w:rPr>
-        <w:pict w14:anchorId="74813C40">
+        <w:pict w14:anchorId="50275676">
           <v:rect id="_x0000_i1040" style="width:0;height:1.5pt" o:hralign="center" o:hrstd="t" o:hr="t" fillcolor="#a0a0a0" stroked="f"/>
         </w:pict>
       </w:r>
@@ -4369,7 +4360,7 @@
           <w:noProof/>
         </w:rPr>
         <w:drawing>
-          <wp:inline distT="0" distB="0" distL="0" distR="0" wp14:anchorId="659D5ED1" wp14:editId="79251EDD">
+          <wp:inline distT="0" distB="0" distL="0" distR="0" wp14:anchorId="12B2A30B" wp14:editId="6A25A53A">
             <wp:extent cx="5943600" cy="1550670"/>
             <wp:effectExtent l="0" t="0" r="0" b="0"/>
             <wp:docPr id="1510988790" name="Picture 15"/>
@@ -4461,7 +4452,6 @@
         <w:rPr>
           <w:rFonts w:ascii="Roboto Mono" w:hAnsi="Roboto Mono"/>
         </w:rPr>
-        <w:lastRenderedPageBreak/>
         <w:t>EXCEPT</w:t>
       </w:r>
     </w:p>
@@ -4508,7 +4498,7 @@
         <w:rPr>
           <w:rFonts w:ascii="Roboto Mono" w:hAnsi="Roboto Mono"/>
         </w:rPr>
-        <w:pict w14:anchorId="1CF16B9F">
+        <w:pict w14:anchorId="102CBD7E">
           <v:rect id="_x0000_i1041" style="width:0;height:1.5pt" o:hralign="center" o:hrstd="t" o:hr="t" fillcolor="#a0a0a0" stroked="f"/>
         </w:pict>
       </w:r>
@@ -4544,7 +4534,7 @@
           <w:noProof/>
         </w:rPr>
         <w:drawing>
-          <wp:inline distT="0" distB="0" distL="0" distR="0" wp14:anchorId="009804C1" wp14:editId="0C98FE6E">
+          <wp:inline distT="0" distB="0" distL="0" distR="0" wp14:anchorId="41407FCE" wp14:editId="6273E497">
             <wp:extent cx="5943600" cy="1567180"/>
             <wp:effectExtent l="0" t="0" r="0" b="0"/>
             <wp:docPr id="784575251" name="Picture 16"/>
@@ -4682,7 +4672,7 @@
         <w:rPr>
           <w:rFonts w:ascii="Roboto Mono" w:hAnsi="Roboto Mono"/>
         </w:rPr>
-        <w:pict w14:anchorId="74BA7CB7">
+        <w:pict w14:anchorId="1F6E4F56">
           <v:rect id="_x0000_i1042" style="width:0;height:1.5pt" o:hralign="center" o:hrstd="t" o:hr="t" fillcolor="#a0a0a0" stroked="f"/>
         </w:pict>
       </w:r>
@@ -4718,7 +4708,7 @@
           <w:noProof/>
         </w:rPr>
         <w:drawing>
-          <wp:inline distT="0" distB="0" distL="0" distR="0" wp14:anchorId="0F5C0291" wp14:editId="469F9C55">
+          <wp:inline distT="0" distB="0" distL="0" distR="0" wp14:anchorId="13155E22" wp14:editId="35C8F9B2">
             <wp:extent cx="5943600" cy="854710"/>
             <wp:effectExtent l="0" t="0" r="0" b="2540"/>
             <wp:docPr id="1153887023" name="Picture 17"/>
@@ -4807,7 +4797,6 @@
                 <w:b/>
                 <w:bCs/>
               </w:rPr>
-              <w:lastRenderedPageBreak/>
               <w:t>Name</w:t>
             </w:r>
           </w:p>
@@ -4887,7 +4876,7 @@
         <w:rPr>
           <w:rFonts w:ascii="Roboto Mono" w:hAnsi="Roboto Mono"/>
         </w:rPr>
-        <w:pict w14:anchorId="314F5D09">
+        <w:pict w14:anchorId="65E6516F">
           <v:rect id="_x0000_i1043" style="width:0;height:1.5pt" o:hralign="center" o:hrstd="t" o:hr="t" fillcolor="#a0a0a0" stroked="f"/>
         </w:pict>
       </w:r>
@@ -4979,7 +4968,7 @@
           <w:noProof/>
         </w:rPr>
         <w:drawing>
-          <wp:inline distT="0" distB="0" distL="0" distR="0" wp14:anchorId="6293EACB" wp14:editId="387AF7C4">
+          <wp:inline distT="0" distB="0" distL="0" distR="0" wp14:anchorId="7A1FF61B" wp14:editId="37315ED9">
             <wp:extent cx="5943600" cy="1593215"/>
             <wp:effectExtent l="0" t="0" r="0" b="6985"/>
             <wp:docPr id="1903106694" name="Picture 18"/>
@@ -5664,7 +5653,7 @@
         <w:rPr>
           <w:rFonts w:ascii="Roboto Mono" w:hAnsi="Roboto Mono"/>
         </w:rPr>
-        <w:pict w14:anchorId="4CB0F31E">
+        <w:pict w14:anchorId="4FCEFC32">
           <v:rect id="_x0000_i1044" style="width:0;height:1.5pt" o:hralign="center" o:hrstd="t" o:hr="t" fillcolor="#a0a0a0" stroked="f"/>
         </w:pict>
       </w:r>
@@ -5772,9 +5761,8 @@
         <w:rPr>
           <w:noProof/>
         </w:rPr>
-        <w:lastRenderedPageBreak/>
         <w:drawing>
-          <wp:inline distT="0" distB="0" distL="0" distR="0" wp14:anchorId="4463FA70" wp14:editId="62197EC5">
+          <wp:inline distT="0" distB="0" distL="0" distR="0" wp14:anchorId="7C107A2E" wp14:editId="1F2C1E44">
             <wp:extent cx="5943600" cy="1522095"/>
             <wp:effectExtent l="0" t="0" r="0" b="1905"/>
             <wp:docPr id="1032209648" name="Picture 19"/>
@@ -5918,7 +5906,7 @@
         <w:rPr>
           <w:rFonts w:ascii="Roboto Mono" w:hAnsi="Roboto Mono"/>
         </w:rPr>
-        <w:pict w14:anchorId="3B6B9F5D">
+        <w:pict w14:anchorId="52ADE114">
           <v:rect id="_x0000_i1045" style="width:0;height:1.5pt" o:hralign="center" o:hrstd="t" o:hr="t" fillcolor="#a0a0a0" stroked="f"/>
         </w:pict>
       </w:r>
@@ -6013,7 +6001,7 @@
           <w:noProof/>
         </w:rPr>
         <w:drawing>
-          <wp:inline distT="0" distB="0" distL="0" distR="0" wp14:anchorId="2703F649" wp14:editId="39EF6FEB">
+          <wp:inline distT="0" distB="0" distL="0" distR="0" wp14:anchorId="7A91CB60" wp14:editId="46341650">
             <wp:extent cx="5943600" cy="1887855"/>
             <wp:effectExtent l="0" t="0" r="0" b="0"/>
             <wp:docPr id="276322939" name="Picture 20"/>
@@ -6111,7 +6099,6 @@
         <w:rPr>
           <w:rFonts w:ascii="Roboto Mono" w:hAnsi="Roboto Mono"/>
         </w:rPr>
-        <w:lastRenderedPageBreak/>
         <w:t>('Ahmed');</w:t>
       </w:r>
     </w:p>
@@ -6184,7 +6171,7 @@
         <w:rPr>
           <w:rFonts w:ascii="Roboto Mono" w:hAnsi="Roboto Mono"/>
         </w:rPr>
-        <w:pict w14:anchorId="2ACD87FB">
+        <w:pict w14:anchorId="73A0B113">
           <v:rect id="_x0000_i1046" style="width:0;height:1.5pt" o:hralign="center" o:hrstd="t" o:hr="t" fillcolor="#a0a0a0" stroked="f"/>
         </w:pict>
       </w:r>
@@ -6279,7 +6266,7 @@
           <w:noProof/>
         </w:rPr>
         <w:drawing>
-          <wp:inline distT="0" distB="0" distL="0" distR="0" wp14:anchorId="0E0A83BC" wp14:editId="3067F5BE">
+          <wp:inline distT="0" distB="0" distL="0" distR="0" wp14:anchorId="5748DF64" wp14:editId="21AEE17D">
             <wp:extent cx="5943600" cy="1235710"/>
             <wp:effectExtent l="0" t="0" r="0" b="2540"/>
             <wp:docPr id="1837976128" name="Picture 21"/>
@@ -6409,9 +6396,8 @@
         <w:rPr>
           <w:noProof/>
         </w:rPr>
-        <w:lastRenderedPageBreak/>
         <w:drawing>
-          <wp:inline distT="0" distB="0" distL="0" distR="0" wp14:anchorId="0CF716A5" wp14:editId="0DF708E0">
+          <wp:inline distT="0" distB="0" distL="0" distR="0" wp14:anchorId="4D0D29F0" wp14:editId="0D0EB881">
             <wp:extent cx="5943600" cy="1882140"/>
             <wp:effectExtent l="0" t="0" r="0" b="3810"/>
             <wp:docPr id="1386279663" name="Picture 22"/>
@@ -6641,7 +6627,7 @@
         <w:rPr>
           <w:rFonts w:ascii="Roboto Mono" w:hAnsi="Roboto Mono"/>
         </w:rPr>
-        <w:pict w14:anchorId="29E66FD1">
+        <w:pict w14:anchorId="76B62CEC">
           <v:rect id="_x0000_i1047" style="width:0;height:1.5pt" o:hralign="center" o:hrstd="t" o:hr="t" fillcolor="#a0a0a0" stroked="f"/>
         </w:pict>
       </w:r>
@@ -6736,7 +6722,7 @@
           <w:noProof/>
         </w:rPr>
         <w:drawing>
-          <wp:inline distT="0" distB="0" distL="0" distR="0" wp14:anchorId="78AEAC44" wp14:editId="09C3B578">
+          <wp:inline distT="0" distB="0" distL="0" distR="0" wp14:anchorId="08C8D7F3" wp14:editId="1C1149C4">
             <wp:extent cx="5943600" cy="1193800"/>
             <wp:effectExtent l="0" t="0" r="0" b="6350"/>
             <wp:docPr id="898169529" name="Picture 23"/>
@@ -6853,7 +6839,6 @@
           <w:b/>
           <w:bCs/>
         </w:rPr>
-        <w:lastRenderedPageBreak/>
         <w:t>Result</w:t>
       </w:r>
     </w:p>
@@ -6868,7 +6853,7 @@
           <w:noProof/>
         </w:rPr>
         <w:drawing>
-          <wp:inline distT="0" distB="0" distL="0" distR="0" wp14:anchorId="61745E62" wp14:editId="0345FE53">
+          <wp:inline distT="0" distB="0" distL="0" distR="0" wp14:anchorId="5E47986D" wp14:editId="7BAF7E96">
             <wp:extent cx="5943600" cy="2230755"/>
             <wp:effectExtent l="0" t="0" r="0" b="0"/>
             <wp:docPr id="815380822" name="Picture 24"/>
@@ -7123,7 +7108,7 @@
         <w:rPr>
           <w:rFonts w:ascii="Roboto Mono" w:hAnsi="Roboto Mono"/>
         </w:rPr>
-        <w:pict w14:anchorId="085C7148">
+        <w:pict w14:anchorId="45E63FDD">
           <v:rect id="_x0000_i1048" style="width:0;height:1.5pt" o:hralign="center" o:hrstd="t" o:hr="t" fillcolor="#a0a0a0" stroked="f"/>
         </w:pict>
       </w:r>
@@ -7218,7 +7203,7 @@
           <w:noProof/>
         </w:rPr>
         <w:drawing>
-          <wp:inline distT="0" distB="0" distL="0" distR="0" wp14:anchorId="4CCD1727" wp14:editId="01B5253A">
+          <wp:inline distT="0" distB="0" distL="0" distR="0" wp14:anchorId="16983D67" wp14:editId="69784419">
             <wp:extent cx="5943600" cy="1245235"/>
             <wp:effectExtent l="0" t="0" r="0" b="0"/>
             <wp:docPr id="700938796" name="Picture 25"/>
@@ -7349,7 +7334,7 @@
           <w:noProof/>
         </w:rPr>
         <w:drawing>
-          <wp:inline distT="0" distB="0" distL="0" distR="0" wp14:anchorId="3E85CFDD" wp14:editId="2835209E">
+          <wp:inline distT="0" distB="0" distL="0" distR="0" wp14:anchorId="45D96F50" wp14:editId="4190300C">
             <wp:extent cx="5943600" cy="521970"/>
             <wp:effectExtent l="0" t="0" r="0" b="0"/>
             <wp:docPr id="1498390647" name="Picture 26"/>
@@ -7479,7 +7464,7 @@
         <w:rPr>
           <w:rFonts w:ascii="Roboto Mono" w:hAnsi="Roboto Mono"/>
         </w:rPr>
-        <w:pict w14:anchorId="5D728E27">
+        <w:pict w14:anchorId="2D2CCAF1">
           <v:rect id="_x0000_i1049" style="width:0;height:1.5pt" o:hralign="center" o:hrstd="t" o:hr="t" fillcolor="#a0a0a0" stroked="f"/>
         </w:pict>
       </w:r>
@@ -7574,7 +7559,7 @@
           <w:noProof/>
         </w:rPr>
         <w:drawing>
-          <wp:inline distT="0" distB="0" distL="0" distR="0" wp14:anchorId="795199BA" wp14:editId="71850A56">
+          <wp:inline distT="0" distB="0" distL="0" distR="0" wp14:anchorId="539009FC" wp14:editId="57DBE947">
             <wp:extent cx="5943600" cy="1238250"/>
             <wp:effectExtent l="0" t="0" r="0" b="0"/>
             <wp:docPr id="430807909" name="Picture 27"/>
@@ -7704,9 +7689,8 @@
         <w:rPr>
           <w:noProof/>
         </w:rPr>
-        <w:lastRenderedPageBreak/>
         <w:drawing>
-          <wp:inline distT="0" distB="0" distL="0" distR="0" wp14:anchorId="28B6D92B" wp14:editId="575E20DF">
+          <wp:inline distT="0" distB="0" distL="0" distR="0" wp14:anchorId="2A9135BE" wp14:editId="1FC7718C">
             <wp:extent cx="5943600" cy="873760"/>
             <wp:effectExtent l="0" t="0" r="0" b="2540"/>
             <wp:docPr id="389671709" name="Picture 28"/>
@@ -8030,7 +8014,7 @@
           <w:noProof/>
         </w:rPr>
         <w:drawing>
-          <wp:inline distT="0" distB="0" distL="0" distR="0" wp14:anchorId="7ABABC56" wp14:editId="2D21461C">
+          <wp:inline distT="0" distB="0" distL="0" distR="0" wp14:anchorId="415BD230" wp14:editId="7A9B5C77">
             <wp:extent cx="5943600" cy="2291080"/>
             <wp:effectExtent l="0" t="0" r="0" b="0"/>
             <wp:docPr id="2055844980" name="Picture 2"/>
@@ -8148,7 +8132,6 @@
         <w:rPr>
           <w:rFonts w:ascii="Roboto Mono" w:hAnsi="Roboto Mono"/>
         </w:rPr>
-        <w:lastRenderedPageBreak/>
         <w:t xml:space="preserve">    Name VARCHAR(100)</w:t>
       </w:r>
     </w:p>
@@ -8176,7 +8159,7 @@
           <w:noProof/>
         </w:rPr>
         <w:drawing>
-          <wp:inline distT="0" distB="0" distL="0" distR="0" wp14:anchorId="163907D2" wp14:editId="2696C90B">
+          <wp:inline distT="0" distB="0" distL="0" distR="0" wp14:anchorId="35374A0D" wp14:editId="2520A247">
             <wp:extent cx="5943600" cy="2449830"/>
             <wp:effectExtent l="0" t="0" r="0" b="7620"/>
             <wp:docPr id="537229828" name="Picture 3"/>
@@ -8385,7 +8368,7 @@
           <w:noProof/>
         </w:rPr>
         <w:drawing>
-          <wp:inline distT="0" distB="0" distL="0" distR="0" wp14:anchorId="0C71F09B" wp14:editId="55546425">
+          <wp:inline distT="0" distB="0" distL="0" distR="0" wp14:anchorId="6FFE3131" wp14:editId="05B215DF">
             <wp:extent cx="5943600" cy="2644775"/>
             <wp:effectExtent l="0" t="0" r="0" b="3175"/>
             <wp:docPr id="147656809" name="Picture 4"/>
@@ -8556,7 +8539,7 @@
           <w:noProof/>
         </w:rPr>
         <w:drawing>
-          <wp:inline distT="0" distB="0" distL="0" distR="0" wp14:anchorId="20FF43F2" wp14:editId="5ED7AD32">
+          <wp:inline distT="0" distB="0" distL="0" distR="0" wp14:anchorId="1BFDC33D" wp14:editId="7137A99D">
             <wp:extent cx="5943600" cy="2860040"/>
             <wp:effectExtent l="0" t="0" r="0" b="0"/>
             <wp:docPr id="2085167312" name="Picture 5"/>
@@ -8772,9 +8755,8 @@
         <w:rPr>
           <w:noProof/>
         </w:rPr>
-        <w:lastRenderedPageBreak/>
         <w:drawing>
-          <wp:inline distT="0" distB="0" distL="0" distR="0" wp14:anchorId="255CA636" wp14:editId="0E50A9FA">
+          <wp:inline distT="0" distB="0" distL="0" distR="0" wp14:anchorId="7F72DD8C" wp14:editId="74AA4B40">
             <wp:extent cx="5943600" cy="2536190"/>
             <wp:effectExtent l="0" t="0" r="0" b="0"/>
             <wp:docPr id="1792571870" name="Picture 6"/>
@@ -8887,7 +8869,7 @@
           <w:noProof/>
         </w:rPr>
         <w:drawing>
-          <wp:inline distT="0" distB="0" distL="0" distR="0" wp14:anchorId="167F6DE8" wp14:editId="1E015C27">
+          <wp:inline distT="0" distB="0" distL="0" distR="0" wp14:anchorId="4415DF25" wp14:editId="161E62E3">
             <wp:extent cx="5943600" cy="3107055"/>
             <wp:effectExtent l="0" t="0" r="0" b="0"/>
             <wp:docPr id="1099482304" name="Picture 7"/>
@@ -8944,7 +8926,6 @@
         </w:rPr>
       </w:pPr>
       <w:r>
-        <w:lastRenderedPageBreak/>
         <w:t>4️</w:t>
       </w:r>
       <w:r>
@@ -9098,7 +9079,7 @@
           <w:noProof/>
         </w:rPr>
         <w:drawing>
-          <wp:inline distT="0" distB="0" distL="0" distR="0" wp14:anchorId="36FE0636" wp14:editId="02810958">
+          <wp:inline distT="0" distB="0" distL="0" distR="0" wp14:anchorId="26C46D24" wp14:editId="589BCD47">
             <wp:extent cx="5943600" cy="2190115"/>
             <wp:effectExtent l="0" t="0" r="0" b="635"/>
             <wp:docPr id="1327742774" name="Picture 8"/>
@@ -9211,7 +9192,7 @@
           <w:noProof/>
         </w:rPr>
         <w:drawing>
-          <wp:inline distT="0" distB="0" distL="0" distR="0" wp14:anchorId="29DF90D7" wp14:editId="2E73B53C">
+          <wp:inline distT="0" distB="0" distL="0" distR="0" wp14:anchorId="6C1EF668" wp14:editId="7ADFD6E8">
             <wp:extent cx="5943600" cy="3219450"/>
             <wp:effectExtent l="0" t="0" r="0" b="0"/>
             <wp:docPr id="1106068774" name="Picture 9"/>
@@ -9265,7 +9246,6 @@
         <w:pStyle w:val="Heading4"/>
       </w:pPr>
       <w:r>
-        <w:lastRenderedPageBreak/>
         <w:t>5️</w:t>
       </w:r>
       <w:r>
@@ -9419,7 +9399,7 @@
           <w:noProof/>
         </w:rPr>
         <w:drawing>
-          <wp:inline distT="0" distB="0" distL="0" distR="0" wp14:anchorId="2882955B" wp14:editId="643B6277">
+          <wp:inline distT="0" distB="0" distL="0" distR="0" wp14:anchorId="78448E78" wp14:editId="791A8C19">
             <wp:extent cx="5943600" cy="2531110"/>
             <wp:effectExtent l="0" t="0" r="0" b="2540"/>
             <wp:docPr id="682313123" name="Picture 10"/>
@@ -9532,7 +9512,7 @@
           <w:noProof/>
         </w:rPr>
         <w:drawing>
-          <wp:inline distT="0" distB="0" distL="0" distR="0" wp14:anchorId="38C9AFD1" wp14:editId="4DE937A7">
+          <wp:inline distT="0" distB="0" distL="0" distR="0" wp14:anchorId="0A7D9AB0" wp14:editId="0FA4124E">
             <wp:extent cx="5943600" cy="2626360"/>
             <wp:effectExtent l="0" t="0" r="0" b="2540"/>
             <wp:docPr id="728399530" name="Picture 11"/>
@@ -9586,7 +9566,6 @@
         <w:pStyle w:val="Heading4"/>
       </w:pPr>
       <w:r>
-        <w:lastRenderedPageBreak/>
         <w:t>6️</w:t>
       </w:r>
       <w:r>
@@ -9740,7 +9719,7 @@
           <w:noProof/>
         </w:rPr>
         <w:drawing>
-          <wp:inline distT="0" distB="0" distL="0" distR="0" wp14:anchorId="106291BA" wp14:editId="1A36F113">
+          <wp:inline distT="0" distB="0" distL="0" distR="0" wp14:anchorId="245EEEF0" wp14:editId="6901344B">
             <wp:extent cx="5943600" cy="2207260"/>
             <wp:effectExtent l="0" t="0" r="0" b="2540"/>
             <wp:docPr id="682803863" name="Picture 12"/>
@@ -9853,7 +9832,7 @@
           <w:noProof/>
         </w:rPr>
         <w:drawing>
-          <wp:inline distT="0" distB="0" distL="0" distR="0" wp14:anchorId="5581E94E" wp14:editId="53A526C6">
+          <wp:inline distT="0" distB="0" distL="0" distR="0" wp14:anchorId="6E40098B" wp14:editId="29BB13B5">
             <wp:extent cx="5943600" cy="2739390"/>
             <wp:effectExtent l="0" t="0" r="0" b="3810"/>
             <wp:docPr id="623546636" name="Picture 13"/>
@@ -9912,7 +9891,7 @@
         <w:rPr>
           <w:rFonts w:ascii="Roboto Mono" w:hAnsi="Roboto Mono"/>
         </w:rPr>
-        <w:pict w14:anchorId="0EC45473">
+        <w:pict w14:anchorId="2A72483C">
           <v:rect id="_x0000_i1050" style="width:0;height:1.5pt" o:hralign="center" o:hrstd="t" o:hr="t" fillcolor="#a0a0a0" stroked="f"/>
         </w:pict>
       </w:r>
@@ -9925,7 +9904,6 @@
         <w:rPr>
           <w:rFonts w:ascii="Segoe UI Emoji" w:hAnsi="Segoe UI Emoji" w:cs="Segoe UI Emoji"/>
         </w:rPr>
-        <w:lastRenderedPageBreak/>
         <w:t>⚠️</w:t>
       </w:r>
       <w:r>
@@ -10097,7 +10075,7 @@
         <w:rPr>
           <w:rFonts w:ascii="Roboto Mono" w:hAnsi="Roboto Mono"/>
         </w:rPr>
-        <w:pict w14:anchorId="1CE870EF">
+        <w:pict w14:anchorId="7D49E09D">
           <v:rect id="_x0000_i1051" style="width:0;height:1.5pt" o:hralign="center" o:hrstd="t" o:hr="t" fillcolor="#a0a0a0" stroked="f"/>
         </w:pict>
       </w:r>
@@ -10189,7 +10167,7 @@
           <w:noProof/>
         </w:rPr>
         <w:drawing>
-          <wp:inline distT="0" distB="0" distL="0" distR="0" wp14:anchorId="4796FCE6" wp14:editId="5559CD2D">
+          <wp:inline distT="0" distB="0" distL="0" distR="0" wp14:anchorId="08EFC420" wp14:editId="7143AA08">
             <wp:extent cx="5943600" cy="2089785"/>
             <wp:effectExtent l="0" t="0" r="0" b="5715"/>
             <wp:docPr id="1302394230" name="Picture 29"/>
@@ -10746,7 +10724,6 @@
               <w:rPr>
                 <w:rFonts w:ascii="Roboto Mono" w:hAnsi="Roboto Mono"/>
               </w:rPr>
-              <w:lastRenderedPageBreak/>
               <w:t>PostgreSQL</w:t>
             </w:r>
           </w:p>
@@ -10948,7 +10925,7 @@
         <w:rPr>
           <w:rFonts w:ascii="Roboto Mono" w:hAnsi="Roboto Mono"/>
         </w:rPr>
-        <w:pict w14:anchorId="1C413A4C">
+        <w:pict w14:anchorId="163AD76E">
           <v:rect id="_x0000_i1052" style="width:0;height:1.5pt" o:hralign="center" o:hrstd="t" o:hr="t" fillcolor="#a0a0a0" stroked="f"/>
         </w:pict>
       </w:r>
@@ -11040,7 +11017,7 @@
           <w:noProof/>
         </w:rPr>
         <w:drawing>
-          <wp:inline distT="0" distB="0" distL="0" distR="0" wp14:anchorId="256D1436" wp14:editId="0D8C7674">
+          <wp:inline distT="0" distB="0" distL="0" distR="0" wp14:anchorId="4BDEEDC4" wp14:editId="42545198">
             <wp:extent cx="5943600" cy="1208405"/>
             <wp:effectExtent l="0" t="0" r="0" b="0"/>
             <wp:docPr id="1648486003" name="Picture 30"/>
@@ -11414,7 +11391,7 @@
         <w:rPr>
           <w:rFonts w:ascii="Roboto Mono" w:hAnsi="Roboto Mono"/>
         </w:rPr>
-        <w:pict w14:anchorId="0D66354D">
+        <w:pict w14:anchorId="6A675C1E">
           <v:rect id="_x0000_i1053" style="width:0;height:1.5pt" o:hralign="center" o:hrstd="t" o:hr="t" fillcolor="#a0a0a0" stroked="f"/>
         </w:pict>
       </w:r>
@@ -11505,9 +11482,8 @@
         <w:rPr>
           <w:noProof/>
         </w:rPr>
-        <w:lastRenderedPageBreak/>
         <w:drawing>
-          <wp:inline distT="0" distB="0" distL="0" distR="0" wp14:anchorId="14A5E938" wp14:editId="78344698">
+          <wp:inline distT="0" distB="0" distL="0" distR="0" wp14:anchorId="37CB0272" wp14:editId="02299B2C">
             <wp:extent cx="5943600" cy="1730375"/>
             <wp:effectExtent l="0" t="0" r="0" b="3175"/>
             <wp:docPr id="1648241856" name="Picture 31"/>
@@ -11732,7 +11708,7 @@
         <w:rPr>
           <w:rFonts w:ascii="Roboto Mono" w:hAnsi="Roboto Mono"/>
         </w:rPr>
-        <w:pict w14:anchorId="25178D96">
+        <w:pict w14:anchorId="1A45DDD7">
           <v:rect id="_x0000_i1054" style="width:0;height:1.5pt" o:hralign="center" o:hrstd="t" o:hr="t" fillcolor="#a0a0a0" stroked="f"/>
         </w:pict>
       </w:r>
@@ -11852,7 +11828,7 @@
           <w:noProof/>
         </w:rPr>
         <w:drawing>
-          <wp:inline distT="0" distB="0" distL="0" distR="0" wp14:anchorId="15CAAA75" wp14:editId="01B7B478">
+          <wp:inline distT="0" distB="0" distL="0" distR="0" wp14:anchorId="11328C9A" wp14:editId="5B48AA77">
             <wp:extent cx="5943600" cy="626745"/>
             <wp:effectExtent l="0" t="0" r="0" b="1905"/>
             <wp:docPr id="573160968" name="Picture 32"/>
@@ -11937,7 +11913,6 @@
         <w:rPr>
           <w:rFonts w:ascii="Roboto Mono" w:hAnsi="Roboto Mono"/>
         </w:rPr>
-        <w:lastRenderedPageBreak/>
         <w:t>Ahmed</w:t>
       </w:r>
     </w:p>
@@ -11970,7 +11945,7 @@
           <w:noProof/>
         </w:rPr>
         <w:drawing>
-          <wp:inline distT="0" distB="0" distL="0" distR="0" wp14:anchorId="4ADF9A14" wp14:editId="088FD402">
+          <wp:inline distT="0" distB="0" distL="0" distR="0" wp14:anchorId="0DC082C2" wp14:editId="2D64F2B1">
             <wp:extent cx="5943600" cy="683895"/>
             <wp:effectExtent l="0" t="0" r="0" b="1905"/>
             <wp:docPr id="2042034256" name="Picture 33"/>
@@ -12216,7 +12191,7 @@
         <w:rPr>
           <w:rFonts w:ascii="Roboto Mono" w:hAnsi="Roboto Mono"/>
         </w:rPr>
-        <w:pict w14:anchorId="67FE4A14">
+        <w:pict w14:anchorId="055C4D03">
           <v:rect id="_x0000_i1055" style="width:0;height:1.5pt" o:hralign="center" o:hrstd="t" o:hr="t" fillcolor="#a0a0a0" stroked="f"/>
         </w:pict>
       </w:r>
@@ -12378,6 +12353,7 @@
         </w:rPr>
       </w:pPr>
     </w:p>
+    <w:p/>
     <w:sectPr>
       <w:pgSz w:w="12240" w:h="15840"/>
       <w:pgMar w:top="1440" w:right="1440" w:bottom="1440" w:left="1440" w:header="720" w:footer="720" w:gutter="0"/>
@@ -13561,7 +13537,7 @@
     <w:link w:val="Heading1Char"/>
     <w:uiPriority w:val="9"/>
     <w:qFormat/>
-    <w:rsid w:val="004D1F1D"/>
+    <w:rsid w:val="00E21A0A"/>
     <w:pPr>
       <w:keepNext/>
       <w:keepLines/>
@@ -13583,7 +13559,7 @@
     <w:uiPriority w:val="9"/>
     <w:unhideWhenUsed/>
     <w:qFormat/>
-    <w:rsid w:val="004D1F1D"/>
+    <w:rsid w:val="00E21A0A"/>
     <w:pPr>
       <w:keepNext/>
       <w:keepLines/>
@@ -13605,7 +13581,7 @@
     <w:uiPriority w:val="9"/>
     <w:unhideWhenUsed/>
     <w:qFormat/>
-    <w:rsid w:val="004D1F1D"/>
+    <w:rsid w:val="00E21A0A"/>
     <w:pPr>
       <w:keepNext/>
       <w:keepLines/>
@@ -13627,7 +13603,7 @@
     <w:uiPriority w:val="9"/>
     <w:unhideWhenUsed/>
     <w:qFormat/>
-    <w:rsid w:val="004D1F1D"/>
+    <w:rsid w:val="00E21A0A"/>
     <w:pPr>
       <w:keepNext/>
       <w:keepLines/>
@@ -13647,9 +13623,10 @@
     <w:next w:val="Normal"/>
     <w:link w:val="Heading5Char"/>
     <w:uiPriority w:val="9"/>
+    <w:semiHidden/>
     <w:unhideWhenUsed/>
     <w:qFormat/>
-    <w:rsid w:val="004D1F1D"/>
+    <w:rsid w:val="00E21A0A"/>
     <w:pPr>
       <w:keepNext/>
       <w:keepLines/>
@@ -13670,7 +13647,7 @@
     <w:semiHidden/>
     <w:unhideWhenUsed/>
     <w:qFormat/>
-    <w:rsid w:val="004D1F1D"/>
+    <w:rsid w:val="00E21A0A"/>
     <w:pPr>
       <w:keepNext/>
       <w:keepLines/>
@@ -13693,7 +13670,7 @@
     <w:semiHidden/>
     <w:unhideWhenUsed/>
     <w:qFormat/>
-    <w:rsid w:val="004D1F1D"/>
+    <w:rsid w:val="00E21A0A"/>
     <w:pPr>
       <w:keepNext/>
       <w:keepLines/>
@@ -13714,7 +13691,7 @@
     <w:semiHidden/>
     <w:unhideWhenUsed/>
     <w:qFormat/>
-    <w:rsid w:val="004D1F1D"/>
+    <w:rsid w:val="00E21A0A"/>
     <w:pPr>
       <w:keepNext/>
       <w:keepLines/>
@@ -13737,7 +13714,7 @@
     <w:semiHidden/>
     <w:unhideWhenUsed/>
     <w:qFormat/>
-    <w:rsid w:val="004D1F1D"/>
+    <w:rsid w:val="00E21A0A"/>
     <w:pPr>
       <w:keepNext/>
       <w:keepLines/>
@@ -13781,7 +13758,7 @@
     <w:basedOn w:val="DefaultParagraphFont"/>
     <w:link w:val="Heading1"/>
     <w:uiPriority w:val="9"/>
-    <w:rsid w:val="004D1F1D"/>
+    <w:rsid w:val="00E21A0A"/>
     <w:rPr>
       <w:rFonts w:asciiTheme="majorHAnsi" w:eastAsiaTheme="majorEastAsia" w:hAnsiTheme="majorHAnsi" w:cstheme="majorBidi"/>
       <w:color w:val="2F5496" w:themeColor="accent1" w:themeShade="BF"/>
@@ -13794,7 +13771,7 @@
     <w:basedOn w:val="DefaultParagraphFont"/>
     <w:link w:val="Heading2"/>
     <w:uiPriority w:val="9"/>
-    <w:rsid w:val="004D1F1D"/>
+    <w:rsid w:val="00E21A0A"/>
     <w:rPr>
       <w:rFonts w:asciiTheme="majorHAnsi" w:eastAsiaTheme="majorEastAsia" w:hAnsiTheme="majorHAnsi" w:cstheme="majorBidi"/>
       <w:color w:val="2F5496" w:themeColor="accent1" w:themeShade="BF"/>
@@ -13807,7 +13784,7 @@
     <w:basedOn w:val="DefaultParagraphFont"/>
     <w:link w:val="Heading3"/>
     <w:uiPriority w:val="9"/>
-    <w:rsid w:val="004D1F1D"/>
+    <w:rsid w:val="00E21A0A"/>
     <w:rPr>
       <w:rFonts w:eastAsiaTheme="majorEastAsia" w:cstheme="majorBidi"/>
       <w:color w:val="2F5496" w:themeColor="accent1" w:themeShade="BF"/>
@@ -13820,7 +13797,7 @@
     <w:basedOn w:val="DefaultParagraphFont"/>
     <w:link w:val="Heading4"/>
     <w:uiPriority w:val="9"/>
-    <w:rsid w:val="004D1F1D"/>
+    <w:rsid w:val="00E21A0A"/>
     <w:rPr>
       <w:rFonts w:eastAsiaTheme="majorEastAsia" w:cstheme="majorBidi"/>
       <w:i/>
@@ -13833,7 +13810,8 @@
     <w:basedOn w:val="DefaultParagraphFont"/>
     <w:link w:val="Heading5"/>
     <w:uiPriority w:val="9"/>
-    <w:rsid w:val="004D1F1D"/>
+    <w:semiHidden/>
+    <w:rsid w:val="00E21A0A"/>
     <w:rPr>
       <w:rFonts w:eastAsiaTheme="majorEastAsia" w:cstheme="majorBidi"/>
       <w:color w:val="2F5496" w:themeColor="accent1" w:themeShade="BF"/>
@@ -13845,7 +13823,7 @@
     <w:link w:val="Heading6"/>
     <w:uiPriority w:val="9"/>
     <w:semiHidden/>
-    <w:rsid w:val="004D1F1D"/>
+    <w:rsid w:val="00E21A0A"/>
     <w:rPr>
       <w:rFonts w:eastAsiaTheme="majorEastAsia" w:cstheme="majorBidi"/>
       <w:i/>
@@ -13859,7 +13837,7 @@
     <w:link w:val="Heading7"/>
     <w:uiPriority w:val="9"/>
     <w:semiHidden/>
-    <w:rsid w:val="004D1F1D"/>
+    <w:rsid w:val="00E21A0A"/>
     <w:rPr>
       <w:rFonts w:eastAsiaTheme="majorEastAsia" w:cstheme="majorBidi"/>
       <w:color w:val="595959" w:themeColor="text1" w:themeTint="A6"/>
@@ -13871,7 +13849,7 @@
     <w:link w:val="Heading8"/>
     <w:uiPriority w:val="9"/>
     <w:semiHidden/>
-    <w:rsid w:val="004D1F1D"/>
+    <w:rsid w:val="00E21A0A"/>
     <w:rPr>
       <w:rFonts w:eastAsiaTheme="majorEastAsia" w:cstheme="majorBidi"/>
       <w:i/>
@@ -13885,7 +13863,7 @@
     <w:link w:val="Heading9"/>
     <w:uiPriority w:val="9"/>
     <w:semiHidden/>
-    <w:rsid w:val="004D1F1D"/>
+    <w:rsid w:val="00E21A0A"/>
     <w:rPr>
       <w:rFonts w:eastAsiaTheme="majorEastAsia" w:cstheme="majorBidi"/>
       <w:color w:val="272727" w:themeColor="text1" w:themeTint="D8"/>
@@ -13898,7 +13876,7 @@
     <w:link w:val="TitleChar"/>
     <w:uiPriority w:val="10"/>
     <w:qFormat/>
-    <w:rsid w:val="004D1F1D"/>
+    <w:rsid w:val="00E21A0A"/>
     <w:pPr>
       <w:spacing w:after="80" w:line="240" w:lineRule="auto"/>
       <w:contextualSpacing/>
@@ -13916,7 +13894,7 @@
     <w:basedOn w:val="DefaultParagraphFont"/>
     <w:link w:val="Title"/>
     <w:uiPriority w:val="10"/>
-    <w:rsid w:val="004D1F1D"/>
+    <w:rsid w:val="00E21A0A"/>
     <w:rPr>
       <w:rFonts w:asciiTheme="majorHAnsi" w:eastAsiaTheme="majorEastAsia" w:hAnsiTheme="majorHAnsi" w:cstheme="majorBidi"/>
       <w:spacing w:val="-10"/>
@@ -13932,7 +13910,7 @@
     <w:link w:val="SubtitleChar"/>
     <w:uiPriority w:val="11"/>
     <w:qFormat/>
-    <w:rsid w:val="004D1F1D"/>
+    <w:rsid w:val="00E21A0A"/>
     <w:pPr>
       <w:numPr>
         <w:ilvl w:val="1"/>
@@ -13951,7 +13929,7 @@
     <w:basedOn w:val="DefaultParagraphFont"/>
     <w:link w:val="Subtitle"/>
     <w:uiPriority w:val="11"/>
-    <w:rsid w:val="004D1F1D"/>
+    <w:rsid w:val="00E21A0A"/>
     <w:rPr>
       <w:rFonts w:eastAsiaTheme="majorEastAsia" w:cstheme="majorBidi"/>
       <w:color w:val="595959" w:themeColor="text1" w:themeTint="A6"/>
@@ -13967,7 +13945,7 @@
     <w:link w:val="QuoteChar"/>
     <w:uiPriority w:val="29"/>
     <w:qFormat/>
-    <w:rsid w:val="004D1F1D"/>
+    <w:rsid w:val="00E21A0A"/>
     <w:pPr>
       <w:spacing w:before="160"/>
       <w:jc w:val="center"/>
@@ -13983,7 +13961,7 @@
     <w:basedOn w:val="DefaultParagraphFont"/>
     <w:link w:val="Quote"/>
     <w:uiPriority w:val="29"/>
-    <w:rsid w:val="004D1F1D"/>
+    <w:rsid w:val="00E21A0A"/>
     <w:rPr>
       <w:i/>
       <w:iCs/>
@@ -13995,7 +13973,7 @@
     <w:basedOn w:val="Normal"/>
     <w:uiPriority w:val="34"/>
     <w:qFormat/>
-    <w:rsid w:val="004D1F1D"/>
+    <w:rsid w:val="00E21A0A"/>
     <w:pPr>
       <w:ind w:left="720"/>
       <w:contextualSpacing/>
@@ -14006,7 +13984,7 @@
     <w:basedOn w:val="DefaultParagraphFont"/>
     <w:uiPriority w:val="21"/>
     <w:qFormat/>
-    <w:rsid w:val="004D1F1D"/>
+    <w:rsid w:val="00E21A0A"/>
     <w:rPr>
       <w:i/>
       <w:iCs/>
@@ -14020,7 +13998,7 @@
     <w:link w:val="IntenseQuoteChar"/>
     <w:uiPriority w:val="30"/>
     <w:qFormat/>
-    <w:rsid w:val="004D1F1D"/>
+    <w:rsid w:val="00E21A0A"/>
     <w:pPr>
       <w:pBdr>
         <w:top w:val="single" w:sz="4" w:space="10" w:color="2F5496" w:themeColor="accent1" w:themeShade="BF"/>
@@ -14041,7 +14019,7 @@
     <w:basedOn w:val="DefaultParagraphFont"/>
     <w:link w:val="IntenseQuote"/>
     <w:uiPriority w:val="30"/>
-    <w:rsid w:val="004D1F1D"/>
+    <w:rsid w:val="00E21A0A"/>
     <w:rPr>
       <w:i/>
       <w:iCs/>
@@ -14053,7 +14031,7 @@
     <w:basedOn w:val="DefaultParagraphFont"/>
     <w:uiPriority w:val="32"/>
     <w:qFormat/>
-    <w:rsid w:val="004D1F1D"/>
+    <w:rsid w:val="00E21A0A"/>
     <w:rPr>
       <w:b/>
       <w:bCs/>
